--- a/media/R4444/form_template/sm/temporary/说明追踪_temp.docx
+++ b/media/R4444/form_template/sm/temporary/说明追踪_temp.docx
@@ -1,13 +1,13 @@
 
 <file path=word/document.xml><?xml version="1.0" encoding="utf-8"?>
-<w:document xmlns:wpc="http://schemas.microsoft.com/office/word/2010/wordprocessingCanvas" xmlns:cx="http://schemas.microsoft.com/office/drawing/2014/chartex" xmlns:cx1="http://schemas.microsoft.com/office/drawing/2015/9/8/chartex" xmlns:cx2="http://schemas.microsoft.com/office/drawing/2015/10/21/chartex" xmlns:cx3="http://schemas.microsoft.com/office/drawing/2016/5/9/chartex" xmlns:cx4="http://schemas.microsoft.com/office/drawing/2016/5/10/chartex" xmlns:cx5="http://schemas.microsoft.com/office/drawing/2016/5/11/chartex" xmlns:cx6="http://schemas.microsoft.com/office/drawing/2016/5/12/chartex" xmlns:cx7="http://schemas.microsoft.com/office/drawing/2016/5/13/chartex" xmlns:cx8="http://schemas.microsoft.com/office/drawing/2016/5/14/chartex" xmlns:mc="http://schemas.openxmlformats.org/markup-compatibility/2006" xmlns:aink="http://schemas.microsoft.com/office/drawing/2016/ink" xmlns:am3d="http://schemas.microsoft.com/office/drawing/2017/model3d" xmlns:o="urn:schemas-microsoft-com:office:office" xmlns:oel="http://schemas.microsoft.com/office/2019/extlst" xmlns:r="http://schemas.openxmlformats.org/officeDocument/2006/relationships" xmlns:m="http://schemas.openxmlformats.org/officeDocument/2006/math" xmlns:v="urn:schemas-microsoft-com:vml" xmlns:wp14="http://schemas.microsoft.com/office/word/2010/wordprocessingDrawing" xmlns:wp="http://schemas.openxmlformats.org/drawingml/2006/wordprocessingDrawing" xmlns:w10="urn:schemas-microsoft-com:office:word" xmlns:w="http://schemas.openxmlformats.org/wordprocessingml/2006/main" xmlns:w14="http://schemas.microsoft.com/office/word/2010/wordml" xmlns:w15="http://schemas.microsoft.com/office/word/2012/wordml" xmlns:w16cex="http://schemas.microsoft.com/office/word/2018/wordml/cex" xmlns:w16cid="http://schemas.microsoft.com/office/word/2016/wordml/cid" xmlns:w16="http://schemas.microsoft.com/office/word/2018/wordml" xmlns:w16sdtdh="http://schemas.microsoft.com/office/word/2020/wordml/sdtdatahash" xmlns:w16se="http://schemas.microsoft.com/office/word/2015/wordml/symex" xmlns:wpg="http://schemas.microsoft.com/office/word/2010/wordprocessingGroup" xmlns:wpi="http://schemas.microsoft.com/office/word/2010/wordprocessingInk" xmlns:wne="http://schemas.microsoft.com/office/word/2006/wordml" xmlns:wps="http://schemas.microsoft.com/office/word/2010/wordprocessingShape" mc:Ignorable="w14 w15 w16se w16cid w16 w16cex w16sdtdh wp14">
+<w:document xmlns:wpc="http://schemas.microsoft.com/office/word/2010/wordprocessingCanvas" xmlns:cx="http://schemas.microsoft.com/office/drawing/2014/chartex" xmlns:cx1="http://schemas.microsoft.com/office/drawing/2015/9/8/chartex" xmlns:cx2="http://schemas.microsoft.com/office/drawing/2015/10/21/chartex" xmlns:cx3="http://schemas.microsoft.com/office/drawing/2016/5/9/chartex" xmlns:cx4="http://schemas.microsoft.com/office/drawing/2016/5/10/chartex" xmlns:cx5="http://schemas.microsoft.com/office/drawing/2016/5/11/chartex" xmlns:cx6="http://schemas.microsoft.com/office/drawing/2016/5/12/chartex" xmlns:cx7="http://schemas.microsoft.com/office/drawing/2016/5/13/chartex" xmlns:cx8="http://schemas.microsoft.com/office/drawing/2016/5/14/chartex" xmlns:mc="http://schemas.openxmlformats.org/markup-compatibility/2006" xmlns:aink="http://schemas.microsoft.com/office/drawing/2016/ink" xmlns:am3d="http://schemas.microsoft.com/office/drawing/2017/model3d" xmlns:o="urn:schemas-microsoft-com:office:office" xmlns:oel="http://schemas.microsoft.com/office/2019/extlst" xmlns:r="http://schemas.openxmlformats.org/officeDocument/2006/relationships" xmlns:m="http://schemas.openxmlformats.org/officeDocument/2006/math" xmlns:v="urn:schemas-microsoft-com:vml" xmlns:wp14="http://schemas.microsoft.com/office/word/2010/wordprocessingDrawing" xmlns:wp="http://schemas.openxmlformats.org/drawingml/2006/wordprocessingDrawing" xmlns:w10="urn:schemas-microsoft-com:office:word" xmlns:w="http://schemas.openxmlformats.org/wordprocessingml/2006/main" xmlns:w14="http://schemas.microsoft.com/office/word/2010/wordml" xmlns:w15="http://schemas.microsoft.com/office/word/2012/wordml" xmlns:w16cex="http://schemas.microsoft.com/office/word/2018/wordml/cex" xmlns:w16cid="http://schemas.microsoft.com/office/word/2016/wordml/cid" xmlns:w16="http://schemas.microsoft.com/office/word/2018/wordml" xmlns:w16du="http://schemas.microsoft.com/office/word/2023/wordml/word16du" xmlns:w16sdtdh="http://schemas.microsoft.com/office/word/2020/wordml/sdtdatahash" xmlns:w16se="http://schemas.microsoft.com/office/word/2015/wordml/symex" xmlns:wpg="http://schemas.microsoft.com/office/word/2010/wordprocessingGroup" xmlns:wpi="http://schemas.microsoft.com/office/word/2010/wordprocessingInk" xmlns:wne="http://schemas.microsoft.com/office/word/2006/wordml" xmlns:wps="http://schemas.microsoft.com/office/word/2010/wordprocessingShape" mc:Ignorable="w14 w15 w16se w16cid w16 w16cex w16sdtdh w16du wp14">
   <w:body>
     <w:p>
       <w:pPr>
         <w:pStyle w:val="af0"/>
         <w:jc w:val="center"/>
         <w:rPr>
-          <w:rFonts w:ascii="黑体" w:hAnsi="黑体"/>
+          <w:rFonts w:ascii="黑体" w:hAnsi="黑体" w:hint="eastAsia"/>
           <w:sz w:val="21"/>
           <w:szCs w:val="21"/>
         </w:rPr>
@@ -195,7 +195,7 @@
               <w:pStyle w:val="14"/>
               <w:jc w:val="center"/>
               <w:rPr>
-                <w:rFonts w:ascii="黑体" w:eastAsia="黑体" w:hAnsi="黑体"/>
+                <w:rFonts w:ascii="黑体" w:eastAsia="黑体" w:hAnsi="黑体" w:hint="eastAsia"/>
                 <w:sz w:val="21"/>
                 <w:szCs w:val="21"/>
               </w:rPr>
@@ -220,7 +220,7 @@
               <w:pStyle w:val="14"/>
               <w:jc w:val="center"/>
               <w:rPr>
-                <w:rFonts w:ascii="黑体" w:eastAsia="黑体" w:hAnsi="黑体"/>
+                <w:rFonts w:ascii="黑体" w:eastAsia="黑体" w:hAnsi="黑体" w:hint="eastAsia"/>
                 <w:sz w:val="21"/>
                 <w:szCs w:val="21"/>
               </w:rPr>
@@ -245,7 +245,7 @@
               <w:pStyle w:val="14"/>
               <w:jc w:val="center"/>
               <w:rPr>
-                <w:rFonts w:ascii="黑体" w:eastAsia="黑体" w:hAnsi="黑体"/>
+                <w:rFonts w:ascii="黑体" w:eastAsia="黑体" w:hAnsi="黑体" w:hint="eastAsia"/>
                 <w:sz w:val="21"/>
                 <w:szCs w:val="21"/>
               </w:rPr>
@@ -270,7 +270,7 @@
               <w:pStyle w:val="14"/>
               <w:jc w:val="center"/>
               <w:rPr>
-                <w:rFonts w:ascii="黑体" w:eastAsia="黑体" w:hAnsi="黑体"/>
+                <w:rFonts w:ascii="黑体" w:eastAsia="黑体" w:hAnsi="黑体" w:hint="eastAsia"/>
                 <w:sz w:val="21"/>
                 <w:szCs w:val="21"/>
               </w:rPr>
@@ -295,7 +295,7 @@
               <w:pStyle w:val="14"/>
               <w:jc w:val="center"/>
               <w:rPr>
-                <w:rFonts w:ascii="黑体" w:eastAsia="黑体" w:hAnsi="黑体"/>
+                <w:rFonts w:ascii="黑体" w:eastAsia="黑体" w:hAnsi="黑体" w:hint="eastAsia"/>
                 <w:sz w:val="21"/>
                 <w:szCs w:val="21"/>
               </w:rPr>
@@ -320,7 +320,7 @@
               <w:pStyle w:val="14"/>
               <w:jc w:val="center"/>
               <w:rPr>
-                <w:rFonts w:ascii="黑体" w:eastAsia="黑体" w:hAnsi="黑体"/>
+                <w:rFonts w:ascii="黑体" w:eastAsia="黑体" w:hAnsi="黑体" w:hint="eastAsia"/>
                 <w:sz w:val="21"/>
                 <w:szCs w:val="21"/>
               </w:rPr>
@@ -345,7 +345,7 @@
               <w:pStyle w:val="14"/>
               <w:jc w:val="center"/>
               <w:rPr>
-                <w:rFonts w:ascii="黑体" w:eastAsia="黑体" w:hAnsi="黑体"/>
+                <w:rFonts w:ascii="黑体" w:eastAsia="黑体" w:hAnsi="黑体" w:hint="eastAsia"/>
                 <w:sz w:val="21"/>
                 <w:szCs w:val="21"/>
               </w:rPr>
@@ -370,7 +370,7 @@
               <w:pStyle w:val="14"/>
               <w:jc w:val="center"/>
               <w:rPr>
-                <w:rFonts w:ascii="黑体" w:eastAsia="黑体" w:hAnsi="黑体"/>
+                <w:rFonts w:ascii="黑体" w:eastAsia="黑体" w:hAnsi="黑体" w:hint="eastAsia"/>
                 <w:sz w:val="21"/>
                 <w:szCs w:val="21"/>
               </w:rPr>
@@ -444,7 +444,6 @@
           <w:p>
             <w:pPr>
               <w:rPr>
-                <w:rFonts w:hint="eastAsia"/>
                 <w:szCs w:val="21"/>
               </w:rPr>
             </w:pPr>
@@ -475,7 +474,6 @@
               <w:spacing w:line="240" w:lineRule="auto"/>
               <w:ind w:firstLineChars="0" w:firstLine="0"/>
               <w:rPr>
-                <w:rFonts w:hint="eastAsia"/>
                 <w:sz w:val="21"/>
                 <w:szCs w:val="21"/>
               </w:rPr>
@@ -509,7 +507,6 @@
               <w:spacing w:line="240" w:lineRule="auto"/>
               <w:ind w:firstLineChars="0" w:firstLine="0"/>
               <w:rPr>
-                <w:rFonts w:hint="eastAsia"/>
                 <w:sz w:val="21"/>
                 <w:szCs w:val="21"/>
               </w:rPr>
@@ -543,7 +540,6 @@
               <w:spacing w:line="240" w:lineRule="auto"/>
               <w:ind w:firstLineChars="0" w:firstLine="0"/>
               <w:rPr>
-                <w:rFonts w:hint="eastAsia"/>
                 <w:sz w:val="21"/>
                 <w:szCs w:val="21"/>
               </w:rPr>
@@ -573,7 +569,6 @@
           <w:p>
             <w:pPr>
               <w:rPr>
-                <w:rFonts w:hint="eastAsia"/>
                 <w:szCs w:val="21"/>
               </w:rPr>
             </w:pPr>
@@ -582,7 +577,7 @@
                 <w:rFonts w:hint="eastAsia"/>
                 <w:szCs w:val="21"/>
               </w:rPr>
-              <w:t xml:space="preserve">静态分析</w:t>
+              <w:t xml:space="preserve">静态分析111</w:t>
             </w:r>
           </w:p>
         </w:tc>
@@ -665,7 +660,6 @@
           <w:p>
             <w:pPr>
               <w:rPr>
-                <w:rFonts w:hint="eastAsia"/>
                 <w:szCs w:val="21"/>
               </w:rPr>
             </w:pPr>
@@ -696,7 +690,6 @@
               <w:spacing w:line="240" w:lineRule="auto"/>
               <w:ind w:firstLineChars="0" w:firstLine="0"/>
               <w:rPr>
-                <w:rFonts w:hint="eastAsia"/>
                 <w:sz w:val="21"/>
                 <w:szCs w:val="21"/>
               </w:rPr>
@@ -730,18 +723,17 @@
               <w:spacing w:line="240" w:lineRule="auto"/>
               <w:ind w:firstLineChars="0" w:firstLine="0"/>
               <w:rPr>
+                <w:sz w:val="21"/>
+                <w:szCs w:val="21"/>
+              </w:rPr>
+            </w:pPr>
+            <w:r>
+              <w:rPr>
                 <w:rFonts w:hint="eastAsia"/>
                 <w:sz w:val="21"/>
                 <w:szCs w:val="21"/>
               </w:rPr>
-            </w:pPr>
-            <w:r>
-              <w:rPr>
-                <w:rFonts w:hint="eastAsia"/>
-                <w:sz w:val="21"/>
-                <w:szCs w:val="21"/>
-              </w:rPr>
-              <w:t xml:space="preserve">代码审查</w:t>
+              <w:t xml:space="preserve">代码审查111</w:t>
             </w:r>
             <w:r>
               <w:rPr>
@@ -764,7 +756,6 @@
               <w:spacing w:line="240" w:lineRule="auto"/>
               <w:ind w:firstLineChars="0" w:firstLine="0"/>
               <w:rPr>
-                <w:rFonts w:hint="eastAsia"/>
                 <w:sz w:val="21"/>
                 <w:szCs w:val="21"/>
               </w:rPr>
@@ -794,7 +785,6 @@
           <w:p>
             <w:pPr>
               <w:rPr>
-                <w:rFonts w:hint="eastAsia"/>
                 <w:szCs w:val="21"/>
               </w:rPr>
             </w:pPr>
@@ -886,7 +876,6 @@
           <w:p>
             <w:pPr>
               <w:rPr>
-                <w:rFonts w:hint="eastAsia"/>
                 <w:szCs w:val="21"/>
               </w:rPr>
             </w:pPr>
@@ -917,7 +906,6 @@
               <w:spacing w:line="240" w:lineRule="auto"/>
               <w:ind w:firstLineChars="0" w:firstLine="0"/>
               <w:rPr>
-                <w:rFonts w:hint="eastAsia"/>
                 <w:sz w:val="21"/>
                 <w:szCs w:val="21"/>
               </w:rPr>
@@ -951,18 +939,17 @@
               <w:spacing w:line="240" w:lineRule="auto"/>
               <w:ind w:firstLineChars="0" w:firstLine="0"/>
               <w:rPr>
+                <w:sz w:val="21"/>
+                <w:szCs w:val="21"/>
+              </w:rPr>
+            </w:pPr>
+            <w:r>
+              <w:rPr>
                 <w:rFonts w:hint="eastAsia"/>
                 <w:sz w:val="21"/>
                 <w:szCs w:val="21"/>
               </w:rPr>
-            </w:pPr>
-            <w:r>
-              <w:rPr>
-                <w:rFonts w:hint="eastAsia"/>
-                <w:sz w:val="21"/>
-                <w:szCs w:val="21"/>
-              </w:rPr>
-              <w:t xml:space="preserve">文档审查</w:t>
+              <w:t xml:space="preserve">文档审查111</w:t>
             </w:r>
             <w:r>
               <w:rPr>
@@ -985,7 +972,6 @@
               <w:spacing w:line="240" w:lineRule="auto"/>
               <w:ind w:firstLineChars="0" w:firstLine="0"/>
               <w:rPr>
-                <w:rFonts w:hint="eastAsia"/>
                 <w:sz w:val="21"/>
                 <w:szCs w:val="21"/>
               </w:rPr>
@@ -1015,7 +1001,6 @@
           <w:p>
             <w:pPr>
               <w:rPr>
-                <w:rFonts w:hint="eastAsia"/>
                 <w:szCs w:val="21"/>
               </w:rPr>
             </w:pPr>
@@ -1101,7 +1086,6 @@
           <w:p>
             <w:pPr>
               <w:rPr>
-                <w:rFonts w:hint="eastAsia"/>
                 <w:szCs w:val="21"/>
               </w:rPr>
             </w:pPr>
@@ -1126,7 +1110,6 @@
               <w:spacing w:line="240" w:lineRule="auto"/>
               <w:ind w:firstLineChars="0" w:firstLine="0"/>
               <w:rPr>
-                <w:rFonts w:hint="eastAsia"/>
                 <w:sz w:val="21"/>
                 <w:szCs w:val="21"/>
               </w:rPr>
@@ -1153,7 +1136,6 @@
               <w:spacing w:line="240" w:lineRule="auto"/>
               <w:ind w:firstLineChars="0" w:firstLine="0"/>
               <w:rPr>
-                <w:rFonts w:hint="eastAsia"/>
                 <w:sz w:val="21"/>
                 <w:szCs w:val="21"/>
               </w:rPr>
@@ -1180,7 +1162,6 @@
               <w:spacing w:line="240" w:lineRule="auto"/>
               <w:ind w:firstLineChars="0" w:firstLine="0"/>
               <w:rPr>
-                <w:rFonts w:hint="eastAsia"/>
                 <w:sz w:val="21"/>
                 <w:szCs w:val="21"/>
               </w:rPr>
@@ -1203,7 +1184,6 @@
           <w:p>
             <w:pPr>
               <w:rPr>
-                <w:rFonts w:hint="eastAsia"/>
                 <w:szCs w:val="21"/>
               </w:rPr>
             </w:pPr>
@@ -1289,7 +1269,6 @@
           <w:p>
             <w:pPr>
               <w:rPr>
-                <w:rFonts w:hint="eastAsia"/>
                 <w:szCs w:val="21"/>
               </w:rPr>
             </w:pPr>
@@ -1314,7 +1293,6 @@
               <w:spacing w:line="240" w:lineRule="auto"/>
               <w:ind w:firstLineChars="0" w:firstLine="0"/>
               <w:rPr>
-                <w:rFonts w:hint="eastAsia"/>
                 <w:sz w:val="21"/>
                 <w:szCs w:val="21"/>
               </w:rPr>
@@ -1341,7 +1319,6 @@
               <w:spacing w:line="240" w:lineRule="auto"/>
               <w:ind w:firstLineChars="0" w:firstLine="0"/>
               <w:rPr>
-                <w:rFonts w:hint="eastAsia"/>
                 <w:sz w:val="21"/>
                 <w:szCs w:val="21"/>
               </w:rPr>
@@ -1368,7 +1345,6 @@
               <w:spacing w:line="240" w:lineRule="auto"/>
               <w:ind w:firstLineChars="0" w:firstLine="0"/>
               <w:rPr>
-                <w:rFonts w:hint="eastAsia"/>
                 <w:sz w:val="21"/>
                 <w:szCs w:val="21"/>
               </w:rPr>
@@ -1391,7 +1367,6 @@
           <w:p>
             <w:pPr>
               <w:rPr>
-                <w:rFonts w:hint="eastAsia"/>
                 <w:szCs w:val="21"/>
               </w:rPr>
             </w:pPr>
@@ -1477,7 +1452,6 @@
           <w:p>
             <w:pPr>
               <w:rPr>
-                <w:rFonts w:hint="eastAsia"/>
                 <w:szCs w:val="21"/>
               </w:rPr>
             </w:pPr>
@@ -1502,7 +1476,6 @@
               <w:spacing w:line="240" w:lineRule="auto"/>
               <w:ind w:firstLineChars="0" w:firstLine="0"/>
               <w:rPr>
-                <w:rFonts w:hint="eastAsia"/>
                 <w:sz w:val="21"/>
                 <w:szCs w:val="21"/>
               </w:rPr>
@@ -1529,7 +1502,6 @@
               <w:spacing w:line="240" w:lineRule="auto"/>
               <w:ind w:firstLineChars="0" w:firstLine="0"/>
               <w:rPr>
-                <w:rFonts w:hint="eastAsia"/>
                 <w:sz w:val="21"/>
                 <w:szCs w:val="21"/>
               </w:rPr>
@@ -1556,7 +1528,6 @@
               <w:spacing w:line="240" w:lineRule="auto"/>
               <w:ind w:firstLineChars="0" w:firstLine="0"/>
               <w:rPr>
-                <w:rFonts w:hint="eastAsia"/>
                 <w:sz w:val="21"/>
                 <w:szCs w:val="21"/>
               </w:rPr>
@@ -1579,7 +1550,6 @@
           <w:p>
             <w:pPr>
               <w:rPr>
-                <w:rFonts w:hint="eastAsia"/>
                 <w:szCs w:val="21"/>
               </w:rPr>
             </w:pPr>
@@ -1665,7 +1635,6 @@
           <w:p>
             <w:pPr>
               <w:rPr>
-                <w:rFonts w:hint="eastAsia"/>
                 <w:szCs w:val="21"/>
               </w:rPr>
             </w:pPr>
@@ -1690,7 +1659,6 @@
               <w:spacing w:line="240" w:lineRule="auto"/>
               <w:ind w:firstLineChars="0" w:firstLine="0"/>
               <w:rPr>
-                <w:rFonts w:hint="eastAsia"/>
                 <w:sz w:val="21"/>
                 <w:szCs w:val="21"/>
               </w:rPr>
@@ -1717,7 +1685,6 @@
               <w:spacing w:line="240" w:lineRule="auto"/>
               <w:ind w:firstLineChars="0" w:firstLine="0"/>
               <w:rPr>
-                <w:rFonts w:hint="eastAsia"/>
                 <w:sz w:val="21"/>
                 <w:szCs w:val="21"/>
               </w:rPr>
@@ -1744,7 +1711,6 @@
               <w:spacing w:line="240" w:lineRule="auto"/>
               <w:ind w:firstLineChars="0" w:firstLine="0"/>
               <w:rPr>
-                <w:rFonts w:hint="eastAsia"/>
                 <w:sz w:val="21"/>
                 <w:szCs w:val="21"/>
               </w:rPr>
@@ -1767,7 +1733,6 @@
           <w:p>
             <w:pPr>
               <w:rPr>
-                <w:rFonts w:hint="eastAsia"/>
                 <w:szCs w:val="21"/>
               </w:rPr>
             </w:pPr>
@@ -1853,7 +1818,6 @@
           <w:p>
             <w:pPr>
               <w:rPr>
-                <w:rFonts w:hint="eastAsia"/>
                 <w:szCs w:val="21"/>
               </w:rPr>
             </w:pPr>
@@ -1878,7 +1842,6 @@
               <w:spacing w:line="240" w:lineRule="auto"/>
               <w:ind w:firstLineChars="0" w:firstLine="0"/>
               <w:rPr>
-                <w:rFonts w:hint="eastAsia"/>
                 <w:sz w:val="21"/>
                 <w:szCs w:val="21"/>
               </w:rPr>
@@ -1905,7 +1868,6 @@
               <w:spacing w:line="240" w:lineRule="auto"/>
               <w:ind w:firstLineChars="0" w:firstLine="0"/>
               <w:rPr>
-                <w:rFonts w:hint="eastAsia"/>
                 <w:sz w:val="21"/>
                 <w:szCs w:val="21"/>
               </w:rPr>
@@ -1932,7 +1894,6 @@
               <w:spacing w:line="240" w:lineRule="auto"/>
               <w:ind w:firstLineChars="0" w:firstLine="0"/>
               <w:rPr>
-                <w:rFonts w:hint="eastAsia"/>
                 <w:sz w:val="21"/>
                 <w:szCs w:val="21"/>
               </w:rPr>
@@ -1955,7 +1916,6 @@
           <w:p>
             <w:pPr>
               <w:rPr>
-                <w:rFonts w:hint="eastAsia"/>
                 <w:szCs w:val="21"/>
               </w:rPr>
             </w:pPr>
@@ -2041,7 +2001,6 @@
           <w:p>
             <w:pPr>
               <w:rPr>
-                <w:rFonts w:hint="eastAsia"/>
                 <w:szCs w:val="21"/>
               </w:rPr>
             </w:pPr>
@@ -2066,7 +2025,6 @@
               <w:spacing w:line="240" w:lineRule="auto"/>
               <w:ind w:firstLineChars="0" w:firstLine="0"/>
               <w:rPr>
-                <w:rFonts w:hint="eastAsia"/>
                 <w:sz w:val="21"/>
                 <w:szCs w:val="21"/>
               </w:rPr>
@@ -2093,7 +2051,6 @@
               <w:spacing w:line="240" w:lineRule="auto"/>
               <w:ind w:firstLineChars="0" w:firstLine="0"/>
               <w:rPr>
-                <w:rFonts w:hint="eastAsia"/>
                 <w:sz w:val="21"/>
                 <w:szCs w:val="21"/>
               </w:rPr>
@@ -2120,7 +2077,6 @@
               <w:spacing w:line="240" w:lineRule="auto"/>
               <w:ind w:firstLineChars="0" w:firstLine="0"/>
               <w:rPr>
-                <w:rFonts w:hint="eastAsia"/>
                 <w:sz w:val="21"/>
                 <w:szCs w:val="21"/>
               </w:rPr>
@@ -2143,7 +2099,6 @@
           <w:p>
             <w:pPr>
               <w:rPr>
-                <w:rFonts w:hint="eastAsia"/>
                 <w:szCs w:val="21"/>
               </w:rPr>
             </w:pPr>
@@ -2173,6 +2128,654 @@
                 <w:szCs w:val="21"/>
               </w:rPr>
               <w:t xml:space="preserve">YL_DC_WDSC_007</w:t>
+            </w:r>
+          </w:p>
+        </w:tc>
+      </w:tr>
+      <w:tr>
+        <w:trPr>
+          <w:jc w:val="center"/>
+        </w:trPr>
+        <w:tc>
+          <w:tcPr>
+            <w:tcW w:w="626" w:type="dxa"/>
+            <w:vAlign w:val="center"/>
+          </w:tcPr>
+          <w:p>
+            <w:pPr>
+              <w:numPr>
+                <w:ilvl w:val="0"/>
+                <w:numId w:val="66"/>
+              </w:numPr>
+              <w:ind w:left="420" w:hanging="420"/>
+              <w:jc w:val="center"/>
+              <w:rPr>
+                <w:szCs w:val="21"/>
+              </w:rPr>
+            </w:pPr>
+          </w:p>
+        </w:tc>
+        <w:tc>
+          <w:tcPr>
+            <w:tcW w:w="1026" w:type="dxa"/>
+            <w:vAlign w:val="center"/>
+            <w:vMerge w:val="restart"/>
+          </w:tcPr>
+          <w:p>
+            <w:pPr>
+              <w:rPr>
+                <w:szCs w:val="21"/>
+              </w:rPr>
+            </w:pPr>
+            <w:r>
+              <w:rPr>
+                <w:szCs w:val="21"/>
+              </w:rPr>
+              <w:t xml:space="preserve">3.3.3</w:t>
+            </w:r>
+            <w:r>
+              <w:rPr>
+                <w:szCs w:val="21"/>
+              </w:rPr>
+              <w:t xml:space="preserve"/>
+            </w:r>
+          </w:p>
+        </w:tc>
+        <w:tc>
+          <w:tcPr>
+            <w:tcW w:w="961" w:type="dxa"/>
+            <w:vAlign w:val="center"/>
+            <w:vMerge w:val="restart"/>
+          </w:tcPr>
+          <w:p>
+            <w:pPr>
+              <w:rPr>
+                <w:szCs w:val="21"/>
+              </w:rPr>
+            </w:pPr>
+            <w:r>
+              <w:rPr>
+                <w:rFonts w:hint="eastAsia"/>
+                <w:szCs w:val="21"/>
+              </w:rPr>
+              <w:t xml:space="preserve">测试设计需求首轮哟</w:t>
+            </w:r>
+            <w:r>
+              <w:rPr>
+                <w:szCs w:val="21"/>
+              </w:rPr>
+              <w:t xml:space="preserve"/>
+            </w:r>
+          </w:p>
+        </w:tc>
+        <w:tc>
+          <w:tcPr>
+            <w:tcW w:w="1537" w:type="dxa"/>
+            <w:vAlign w:val="center"/>
+            <w:vMerge w:val="restart"/>
+          </w:tcPr>
+          <w:p>
+            <w:pPr>
+              <w:pStyle w:val="aff2"/>
+              <w:spacing w:line="240" w:lineRule="auto"/>
+              <w:ind w:firstLineChars="0" w:firstLine="0"/>
+              <w:rPr>
+                <w:sz w:val="21"/>
+                <w:szCs w:val="21"/>
+              </w:rPr>
+            </w:pPr>
+            <w:r>
+              <w:rPr>
+                <w:rFonts w:hint="eastAsia"/>
+                <w:sz w:val="21"/>
+                <w:szCs w:val="21"/>
+              </w:rPr>
+              <w:t xml:space="preserve">6.2.4.3</w:t>
+            </w:r>
+            <w:r>
+              <w:rPr>
+                <w:sz w:val="21"/>
+                <w:szCs w:val="21"/>
+              </w:rPr>
+              <w:t xml:space="preserve"/>
+            </w:r>
+          </w:p>
+        </w:tc>
+        <w:tc>
+          <w:tcPr>
+            <w:tcW w:w="1537" w:type="dxa"/>
+            <w:vAlign w:val="center"/>
+            <w:vMerge w:val="restart"/>
+          </w:tcPr>
+          <w:p>
+            <w:pPr>
+              <w:pStyle w:val="aff2"/>
+              <w:spacing w:line="240" w:lineRule="auto"/>
+              <w:ind w:firstLineChars="0" w:firstLine="0"/>
+              <w:rPr>
+                <w:sz w:val="21"/>
+                <w:szCs w:val="21"/>
+              </w:rPr>
+            </w:pPr>
+            <w:r>
+              <w:rPr>
+                <w:rFonts w:hint="eastAsia"/>
+                <w:sz w:val="21"/>
+                <w:szCs w:val="21"/>
+              </w:rPr>
+              <w:t xml:space="preserve">首轮测试项1号</w:t>
+            </w:r>
+            <w:r>
+              <w:rPr>
+                <w:sz w:val="21"/>
+                <w:szCs w:val="21"/>
+              </w:rPr>
+              <w:t xml:space="preserve"/>
+            </w:r>
+          </w:p>
+        </w:tc>
+        <w:tc>
+          <w:tcPr>
+            <w:tcW w:w="2087" w:type="dxa"/>
+            <w:vAlign w:val="center"/>
+            <w:vMerge w:val="restart"/>
+          </w:tcPr>
+          <w:p>
+            <w:pPr>
+              <w:pStyle w:val="aff2"/>
+              <w:spacing w:line="240" w:lineRule="auto"/>
+              <w:ind w:firstLineChars="0" w:firstLine="0"/>
+              <w:rPr>
+                <w:sz w:val="21"/>
+                <w:szCs w:val="21"/>
+              </w:rPr>
+            </w:pPr>
+            <w:r>
+              <w:rPr>
+                <w:rFonts w:hint="eastAsia"/>
+                <w:sz w:val="21"/>
+                <w:szCs w:val="21"/>
+              </w:rPr>
+              <w:t xml:space="preserve">XQ_FT_CCCC</w:t>
+            </w:r>
+            <w:r>
+              <w:rPr>
+                <w:sz w:val="21"/>
+                <w:szCs w:val="21"/>
+              </w:rPr>
+              <w:t xml:space="preserve"/>
+            </w:r>
+          </w:p>
+        </w:tc>
+        <w:tc>
+          <w:tcPr>
+            <w:tcW w:w="3214" w:type="dxa"/>
+            <w:vAlign w:val="center"/>
+          </w:tcPr>
+          <w:p>
+            <w:pPr>
+              <w:rPr>
+                <w:szCs w:val="21"/>
+              </w:rPr>
+            </w:pPr>
+            <w:r>
+              <w:rPr>
+                <w:rFonts w:hint="eastAsia"/>
+                <w:szCs w:val="21"/>
+              </w:rPr>
+              <w:t xml:space="preserve">测试用例1号首轮滴</w:t>
+            </w:r>
+          </w:p>
+        </w:tc>
+        <w:tc>
+          <w:tcPr>
+            <w:tcW w:w="2984" w:type="dxa"/>
+            <w:vAlign w:val="center"/>
+          </w:tcPr>
+          <w:p>
+            <w:pPr>
+              <w:rPr>
+                <w:szCs w:val="21"/>
+              </w:rPr>
+            </w:pPr>
+            <w:r>
+              <w:rPr>
+                <w:rFonts w:hint="eastAsia"/>
+                <w:szCs w:val="21"/>
+              </w:rPr>
+              <w:t xml:space="preserve">YL_FT_CCCC_001</w:t>
+            </w:r>
+          </w:p>
+        </w:tc>
+      </w:tr>
+      <w:tr>
+        <w:trPr>
+          <w:jc w:val="center"/>
+        </w:trPr>
+        <w:tc>
+          <w:tcPr>
+            <w:tcW w:w="626" w:type="dxa"/>
+            <w:vAlign w:val="center"/>
+          </w:tcPr>
+          <w:p>
+            <w:pPr>
+              <w:numPr>
+                <w:ilvl w:val="0"/>
+                <w:numId w:val="66"/>
+              </w:numPr>
+              <w:ind w:left="420" w:hanging="420"/>
+              <w:jc w:val="center"/>
+              <w:rPr>
+                <w:szCs w:val="21"/>
+              </w:rPr>
+            </w:pPr>
+          </w:p>
+        </w:tc>
+        <w:tc>
+          <w:tcPr>
+            <w:tcW w:w="1026" w:type="dxa"/>
+            <w:vAlign w:val="center"/>
+            <w:vMerge w:val="restart"/>
+          </w:tcPr>
+          <w:p>
+            <w:pPr>
+              <w:rPr>
+                <w:szCs w:val="21"/>
+              </w:rPr>
+            </w:pPr>
+            <w:r>
+              <w:rPr>
+                <w:szCs w:val="21"/>
+              </w:rPr>
+              <w:t xml:space="preserve">3.3.3</w:t>
+            </w:r>
+            <w:r>
+              <w:rPr>
+                <w:szCs w:val="21"/>
+              </w:rPr>
+              <w:t xml:space="preserve"/>
+            </w:r>
+          </w:p>
+        </w:tc>
+        <w:tc>
+          <w:tcPr>
+            <w:tcW w:w="961" w:type="dxa"/>
+            <w:vAlign w:val="center"/>
+            <w:vMerge w:val="restart"/>
+          </w:tcPr>
+          <w:p>
+            <w:pPr>
+              <w:rPr>
+                <w:szCs w:val="21"/>
+              </w:rPr>
+            </w:pPr>
+            <w:r>
+              <w:rPr>
+                <w:rFonts w:hint="eastAsia"/>
+                <w:szCs w:val="21"/>
+              </w:rPr>
+              <w:t xml:space="preserve">测试设计需求首轮哟</w:t>
+            </w:r>
+            <w:r>
+              <w:rPr>
+                <w:szCs w:val="21"/>
+              </w:rPr>
+              <w:t xml:space="preserve"/>
+            </w:r>
+          </w:p>
+        </w:tc>
+        <w:tc>
+          <w:tcPr>
+            <w:tcW w:w="1537" w:type="dxa"/>
+            <w:vAlign w:val="center"/>
+            <w:vMerge w:val="restart"/>
+          </w:tcPr>
+          <w:p>
+            <w:pPr>
+              <w:pStyle w:val="aff2"/>
+              <w:spacing w:line="240" w:lineRule="auto"/>
+              <w:ind w:firstLineChars="0" w:firstLine="0"/>
+              <w:rPr>
+                <w:sz w:val="21"/>
+                <w:szCs w:val="21"/>
+              </w:rPr>
+            </w:pPr>
+            <w:r>
+              <w:rPr>
+                <w:rFonts w:hint="eastAsia"/>
+                <w:sz w:val="21"/>
+                <w:szCs w:val="21"/>
+              </w:rPr>
+              <w:t xml:space="preserve">6.2.4.4</w:t>
+            </w:r>
+            <w:r>
+              <w:rPr>
+                <w:sz w:val="21"/>
+                <w:szCs w:val="21"/>
+              </w:rPr>
+              <w:t xml:space="preserve"/>
+            </w:r>
+          </w:p>
+        </w:tc>
+        <w:tc>
+          <w:tcPr>
+            <w:tcW w:w="1537" w:type="dxa"/>
+            <w:vAlign w:val="center"/>
+            <w:vMerge w:val="restart"/>
+          </w:tcPr>
+          <w:p>
+            <w:pPr>
+              <w:pStyle w:val="aff2"/>
+              <w:spacing w:line="240" w:lineRule="auto"/>
+              <w:ind w:firstLineChars="0" w:firstLine="0"/>
+              <w:rPr>
+                <w:sz w:val="21"/>
+                <w:szCs w:val="21"/>
+              </w:rPr>
+            </w:pPr>
+            <w:r>
+              <w:rPr>
+                <w:rFonts w:hint="eastAsia"/>
+                <w:sz w:val="21"/>
+                <w:szCs w:val="21"/>
+              </w:rPr>
+              <w:t xml:space="preserve">某测试项</w:t>
+            </w:r>
+            <w:r>
+              <w:rPr>
+                <w:sz w:val="21"/>
+                <w:szCs w:val="21"/>
+              </w:rPr>
+              <w:t xml:space="preserve"/>
+            </w:r>
+          </w:p>
+        </w:tc>
+        <w:tc>
+          <w:tcPr>
+            <w:tcW w:w="2087" w:type="dxa"/>
+            <w:vAlign w:val="center"/>
+            <w:vMerge w:val="restart"/>
+          </w:tcPr>
+          <w:p>
+            <w:pPr>
+              <w:pStyle w:val="aff2"/>
+              <w:spacing w:line="240" w:lineRule="auto"/>
+              <w:ind w:firstLineChars="0" w:firstLine="0"/>
+              <w:rPr>
+                <w:sz w:val="21"/>
+                <w:szCs w:val="21"/>
+              </w:rPr>
+            </w:pPr>
+            <w:r>
+              <w:rPr>
+                <w:rFonts w:hint="eastAsia"/>
+                <w:sz w:val="21"/>
+                <w:szCs w:val="21"/>
+              </w:rPr>
+              <w:t xml:space="preserve">XQ_FT_PPPP</w:t>
+            </w:r>
+            <w:r>
+              <w:rPr>
+                <w:sz w:val="21"/>
+                <w:szCs w:val="21"/>
+              </w:rPr>
+              <w:t xml:space="preserve"/>
+            </w:r>
+          </w:p>
+        </w:tc>
+        <w:tc>
+          <w:tcPr>
+            <w:tcW w:w="3214" w:type="dxa"/>
+            <w:vAlign w:val="center"/>
+          </w:tcPr>
+          <w:p>
+            <w:pPr>
+              <w:rPr>
+                <w:szCs w:val="21"/>
+              </w:rPr>
+            </w:pPr>
+            <w:r>
+              <w:rPr>
+                <w:rFonts w:hint="eastAsia"/>
+                <w:szCs w:val="21"/>
+              </w:rPr>
+              <w:t xml:space="preserve">阿萨德</w:t>
+            </w:r>
+          </w:p>
+        </w:tc>
+        <w:tc>
+          <w:tcPr>
+            <w:tcW w:w="2984" w:type="dxa"/>
+            <w:vAlign w:val="center"/>
+          </w:tcPr>
+          <w:p>
+            <w:pPr>
+              <w:rPr>
+                <w:szCs w:val="21"/>
+              </w:rPr>
+            </w:pPr>
+            <w:r>
+              <w:rPr>
+                <w:rFonts w:hint="eastAsia"/>
+                <w:szCs w:val="21"/>
+              </w:rPr>
+              <w:t xml:space="preserve">YL_FT_PPPP_001</w:t>
+            </w:r>
+          </w:p>
+        </w:tc>
+      </w:tr>
+      <w:tr>
+        <w:trPr>
+          <w:jc w:val="center"/>
+        </w:trPr>
+        <w:tc>
+          <w:tcPr>
+            <w:tcW w:w="626" w:type="dxa"/>
+            <w:vAlign w:val="center"/>
+          </w:tcPr>
+          <w:p>
+            <w:pPr>
+              <w:numPr>
+                <w:ilvl w:val="0"/>
+                <w:numId w:val="66"/>
+              </w:numPr>
+              <w:ind w:left="420" w:hanging="420"/>
+              <w:jc w:val="center"/>
+              <w:rPr>
+                <w:szCs w:val="21"/>
+              </w:rPr>
+            </w:pPr>
+          </w:p>
+        </w:tc>
+        <w:tc>
+          <w:tcPr>
+            <w:tcW w:w="1026" w:type="dxa"/>
+            <w:vAlign w:val="center"/>
+            <w:vMerge w:val="restart"/>
+          </w:tcPr>
+          <w:p>
+            <w:pPr>
+              <w:rPr>
+                <w:szCs w:val="21"/>
+              </w:rPr>
+            </w:pPr>
+            <w:r>
+              <w:rPr>
+                <w:szCs w:val="21"/>
+              </w:rPr>
+              <w:t xml:space="preserve">3.3.3</w:t>
+            </w:r>
+            <w:r>
+              <w:rPr>
+                <w:szCs w:val="21"/>
+              </w:rPr>
+              <w:t xml:space="preserve"/>
+            </w:r>
+          </w:p>
+        </w:tc>
+        <w:tc>
+          <w:tcPr>
+            <w:tcW w:w="961" w:type="dxa"/>
+            <w:vAlign w:val="center"/>
+            <w:vMerge w:val="restart"/>
+          </w:tcPr>
+          <w:p>
+            <w:pPr>
+              <w:rPr>
+                <w:szCs w:val="21"/>
+              </w:rPr>
+            </w:pPr>
+            <w:r>
+              <w:rPr>
+                <w:rFonts w:hint="eastAsia"/>
+                <w:szCs w:val="21"/>
+              </w:rPr>
+              <w:t xml:space="preserve">测试设计需求首轮哟</w:t>
+            </w:r>
+            <w:r>
+              <w:rPr>
+                <w:szCs w:val="21"/>
+              </w:rPr>
+              <w:t xml:space="preserve"/>
+            </w:r>
+          </w:p>
+        </w:tc>
+        <w:tc>
+          <w:tcPr>
+            <w:tcW w:w="1537" w:type="dxa"/>
+            <w:vAlign w:val="center"/>
+            <w:vMerge w:val="restart"/>
+          </w:tcPr>
+          <w:p>
+            <w:pPr>
+              <w:pStyle w:val="aff2"/>
+              <w:spacing w:line="240" w:lineRule="auto"/>
+              <w:ind w:firstLineChars="0" w:firstLine="0"/>
+              <w:rPr>
+                <w:sz w:val="21"/>
+                <w:szCs w:val="21"/>
+              </w:rPr>
+            </w:pPr>
+            <w:r>
+              <w:rPr>
+                <w:rFonts w:hint="eastAsia"/>
+                <w:sz w:val="21"/>
+                <w:szCs w:val="21"/>
+              </w:rPr>
+              <w:t xml:space="preserve">6.2.4.5</w:t>
+            </w:r>
+            <w:r>
+              <w:rPr>
+                <w:sz w:val="21"/>
+                <w:szCs w:val="21"/>
+              </w:rPr>
+              <w:t xml:space="preserve"/>
+            </w:r>
+          </w:p>
+        </w:tc>
+        <w:tc>
+          <w:tcPr>
+            <w:tcW w:w="1537" w:type="dxa"/>
+            <w:vAlign w:val="center"/>
+            <w:vMerge w:val="restart"/>
+          </w:tcPr>
+          <w:p>
+            <w:pPr>
+              <w:pStyle w:val="aff2"/>
+              <w:spacing w:line="240" w:lineRule="auto"/>
+              <w:ind w:firstLineChars="0" w:firstLine="0"/>
+              <w:rPr>
+                <w:sz w:val="21"/>
+                <w:szCs w:val="21"/>
+              </w:rPr>
+            </w:pPr>
+            <w:r>
+              <w:rPr>
+                <w:rFonts w:hint="eastAsia"/>
+                <w:sz w:val="21"/>
+                <w:szCs w:val="21"/>
+              </w:rPr>
+              <w:t xml:space="preserve">站内信测试项</w:t>
+            </w:r>
+            <w:r>
+              <w:rPr>
+                <w:sz w:val="21"/>
+                <w:szCs w:val="21"/>
+              </w:rPr>
+              <w:t xml:space="preserve"/>
+            </w:r>
+          </w:p>
+        </w:tc>
+        <w:tc>
+          <w:tcPr>
+            <w:tcW w:w="2087" w:type="dxa"/>
+            <w:vAlign w:val="center"/>
+            <w:vMerge w:val="restart"/>
+          </w:tcPr>
+          <w:p>
+            <w:pPr>
+              <w:pStyle w:val="aff2"/>
+              <w:spacing w:line="240" w:lineRule="auto"/>
+              <w:ind w:firstLineChars="0" w:firstLine="0"/>
+              <w:rPr>
+                <w:sz w:val="21"/>
+                <w:szCs w:val="21"/>
+              </w:rPr>
+            </w:pPr>
+            <w:r>
+              <w:rPr>
+                <w:rFonts w:hint="eastAsia"/>
+                <w:sz w:val="21"/>
+                <w:szCs w:val="21"/>
+              </w:rPr>
+              <w:t xml:space="preserve">XQ_FT_DDDD</w:t>
+            </w:r>
+            <w:r>
+              <w:rPr>
+                <w:sz w:val="21"/>
+                <w:szCs w:val="21"/>
+              </w:rPr>
+              <w:t xml:space="preserve"/>
+            </w:r>
+          </w:p>
+        </w:tc>
+        <w:tc>
+          <w:tcPr>
+            <w:tcW w:w="3214" w:type="dxa"/>
+            <w:vAlign w:val="center"/>
+          </w:tcPr>
+          <w:p>
+            <w:pPr>
+              <w:rPr>
+                <w:szCs w:val="21"/>
+              </w:rPr>
+            </w:pPr>
+            <w:r>
+              <w:rPr>
+                <w:rFonts w:hint="eastAsia"/>
+                <w:szCs w:val="21"/>
+              </w:rPr>
+              <w:t xml:space="preserve">DDD</w:t>
+            </w:r>
+          </w:p>
+        </w:tc>
+        <w:tc>
+          <w:tcPr>
+            <w:tcW w:w="2984" w:type="dxa"/>
+            <w:vAlign w:val="center"/>
+          </w:tcPr>
+          <w:p>
+            <w:pPr>
+              <w:rPr>
+                <w:szCs w:val="21"/>
+              </w:rPr>
+            </w:pPr>
+            <w:r>
+              <w:rPr>
+                <w:rFonts w:hint="eastAsia"/>
+                <w:szCs w:val="21"/>
+              </w:rPr>
+              <w:t xml:space="preserve">YL_FT_DDDD_001</w:t>
             </w:r>
           </w:p>
         </w:tc>
@@ -2193,7 +2796,7 @@
 </file>
 
 <file path=word/endnotes.xml><?xml version="1.0" encoding="utf-8"?>
-<w:endnotes xmlns:wpc="http://schemas.microsoft.com/office/word/2010/wordprocessingCanvas" xmlns:cx="http://schemas.microsoft.com/office/drawing/2014/chartex" xmlns:cx1="http://schemas.microsoft.com/office/drawing/2015/9/8/chartex" xmlns:cx2="http://schemas.microsoft.com/office/drawing/2015/10/21/chartex" xmlns:cx3="http://schemas.microsoft.com/office/drawing/2016/5/9/chartex" xmlns:cx4="http://schemas.microsoft.com/office/drawing/2016/5/10/chartex" xmlns:cx5="http://schemas.microsoft.com/office/drawing/2016/5/11/chartex" xmlns:cx6="http://schemas.microsoft.com/office/drawing/2016/5/12/chartex" xmlns:cx7="http://schemas.microsoft.com/office/drawing/2016/5/13/chartex" xmlns:cx8="http://schemas.microsoft.com/office/drawing/2016/5/14/chartex" xmlns:mc="http://schemas.openxmlformats.org/markup-compatibility/2006" xmlns:aink="http://schemas.microsoft.com/office/drawing/2016/ink" xmlns:am3d="http://schemas.microsoft.com/office/drawing/2017/model3d" xmlns:o="urn:schemas-microsoft-com:office:office" xmlns:oel="http://schemas.microsoft.com/office/2019/extlst" xmlns:r="http://schemas.openxmlformats.org/officeDocument/2006/relationships" xmlns:m="http://schemas.openxmlformats.org/officeDocument/2006/math" xmlns:v="urn:schemas-microsoft-com:vml" xmlns:wp14="http://schemas.microsoft.com/office/word/2010/wordprocessingDrawing" xmlns:wp="http://schemas.openxmlformats.org/drawingml/2006/wordprocessingDrawing" xmlns:w10="urn:schemas-microsoft-com:office:word" xmlns:w="http://schemas.openxmlformats.org/wordprocessingml/2006/main" xmlns:w14="http://schemas.microsoft.com/office/word/2010/wordml" xmlns:w15="http://schemas.microsoft.com/office/word/2012/wordml" xmlns:w16cex="http://schemas.microsoft.com/office/word/2018/wordml/cex" xmlns:w16cid="http://schemas.microsoft.com/office/word/2016/wordml/cid" xmlns:w16="http://schemas.microsoft.com/office/word/2018/wordml" xmlns:w16sdtdh="http://schemas.microsoft.com/office/word/2020/wordml/sdtdatahash" xmlns:w16se="http://schemas.microsoft.com/office/word/2015/wordml/symex" xmlns:wpg="http://schemas.microsoft.com/office/word/2010/wordprocessingGroup" xmlns:wpi="http://schemas.microsoft.com/office/word/2010/wordprocessingInk" xmlns:wne="http://schemas.microsoft.com/office/word/2006/wordml" xmlns:wps="http://schemas.microsoft.com/office/word/2010/wordprocessingShape" mc:Ignorable="w14 w15 w16se w16cid w16 w16cex w16sdtdh wp14">
+<w:endnotes xmlns:wpc="http://schemas.microsoft.com/office/word/2010/wordprocessingCanvas" xmlns:cx="http://schemas.microsoft.com/office/drawing/2014/chartex" xmlns:cx1="http://schemas.microsoft.com/office/drawing/2015/9/8/chartex" xmlns:cx2="http://schemas.microsoft.com/office/drawing/2015/10/21/chartex" xmlns:cx3="http://schemas.microsoft.com/office/drawing/2016/5/9/chartex" xmlns:cx4="http://schemas.microsoft.com/office/drawing/2016/5/10/chartex" xmlns:cx5="http://schemas.microsoft.com/office/drawing/2016/5/11/chartex" xmlns:cx6="http://schemas.microsoft.com/office/drawing/2016/5/12/chartex" xmlns:cx7="http://schemas.microsoft.com/office/drawing/2016/5/13/chartex" xmlns:cx8="http://schemas.microsoft.com/office/drawing/2016/5/14/chartex" xmlns:mc="http://schemas.openxmlformats.org/markup-compatibility/2006" xmlns:aink="http://schemas.microsoft.com/office/drawing/2016/ink" xmlns:am3d="http://schemas.microsoft.com/office/drawing/2017/model3d" xmlns:o="urn:schemas-microsoft-com:office:office" xmlns:oel="http://schemas.microsoft.com/office/2019/extlst" xmlns:r="http://schemas.openxmlformats.org/officeDocument/2006/relationships" xmlns:m="http://schemas.openxmlformats.org/officeDocument/2006/math" xmlns:v="urn:schemas-microsoft-com:vml" xmlns:wp14="http://schemas.microsoft.com/office/word/2010/wordprocessingDrawing" xmlns:wp="http://schemas.openxmlformats.org/drawingml/2006/wordprocessingDrawing" xmlns:w10="urn:schemas-microsoft-com:office:word" xmlns:w="http://schemas.openxmlformats.org/wordprocessingml/2006/main" xmlns:w14="http://schemas.microsoft.com/office/word/2010/wordml" xmlns:w15="http://schemas.microsoft.com/office/word/2012/wordml" xmlns:w16cex="http://schemas.microsoft.com/office/word/2018/wordml/cex" xmlns:w16cid="http://schemas.microsoft.com/office/word/2016/wordml/cid" xmlns:w16="http://schemas.microsoft.com/office/word/2018/wordml" xmlns:w16du="http://schemas.microsoft.com/office/word/2023/wordml/word16du" xmlns:w16sdtdh="http://schemas.microsoft.com/office/word/2020/wordml/sdtdatahash" xmlns:w16se="http://schemas.microsoft.com/office/word/2015/wordml/symex" xmlns:wpg="http://schemas.microsoft.com/office/word/2010/wordprocessingGroup" xmlns:wpi="http://schemas.microsoft.com/office/word/2010/wordprocessingInk" xmlns:wne="http://schemas.microsoft.com/office/word/2006/wordml" xmlns:wps="http://schemas.microsoft.com/office/word/2010/wordprocessingShape" mc:Ignorable="w14 w15 w16se w16cid w16 w16cex w16sdtdh w16du wp14">
   <w:endnote w:type="separator" w:id="-1">
     <w:p>
       <w:r>
@@ -2212,7 +2815,7 @@
 </file>
 
 <file path=word/footer1.xml><?xml version="1.0" encoding="utf-8"?>
-<w:ftr xmlns:wpc="http://schemas.microsoft.com/office/word/2010/wordprocessingCanvas" xmlns:cx="http://schemas.microsoft.com/office/drawing/2014/chartex" xmlns:cx1="http://schemas.microsoft.com/office/drawing/2015/9/8/chartex" xmlns:cx2="http://schemas.microsoft.com/office/drawing/2015/10/21/chartex" xmlns:cx3="http://schemas.microsoft.com/office/drawing/2016/5/9/chartex" xmlns:cx4="http://schemas.microsoft.com/office/drawing/2016/5/10/chartex" xmlns:cx5="http://schemas.microsoft.com/office/drawing/2016/5/11/chartex" xmlns:cx6="http://schemas.microsoft.com/office/drawing/2016/5/12/chartex" xmlns:cx7="http://schemas.microsoft.com/office/drawing/2016/5/13/chartex" xmlns:cx8="http://schemas.microsoft.com/office/drawing/2016/5/14/chartex" xmlns:mc="http://schemas.openxmlformats.org/markup-compatibility/2006" xmlns:aink="http://schemas.microsoft.com/office/drawing/2016/ink" xmlns:am3d="http://schemas.microsoft.com/office/drawing/2017/model3d" xmlns:o="urn:schemas-microsoft-com:office:office" xmlns:oel="http://schemas.microsoft.com/office/2019/extlst" xmlns:r="http://schemas.openxmlformats.org/officeDocument/2006/relationships" xmlns:m="http://schemas.openxmlformats.org/officeDocument/2006/math" xmlns:v="urn:schemas-microsoft-com:vml" xmlns:wp14="http://schemas.microsoft.com/office/word/2010/wordprocessingDrawing" xmlns:wp="http://schemas.openxmlformats.org/drawingml/2006/wordprocessingDrawing" xmlns:w10="urn:schemas-microsoft-com:office:word" xmlns:w="http://schemas.openxmlformats.org/wordprocessingml/2006/main" xmlns:w14="http://schemas.microsoft.com/office/word/2010/wordml" xmlns:w15="http://schemas.microsoft.com/office/word/2012/wordml" xmlns:w16cex="http://schemas.microsoft.com/office/word/2018/wordml/cex" xmlns:w16cid="http://schemas.microsoft.com/office/word/2016/wordml/cid" xmlns:w16="http://schemas.microsoft.com/office/word/2018/wordml" xmlns:w16sdtdh="http://schemas.microsoft.com/office/word/2020/wordml/sdtdatahash" xmlns:w16se="http://schemas.microsoft.com/office/word/2015/wordml/symex" xmlns:wpg="http://schemas.microsoft.com/office/word/2010/wordprocessingGroup" xmlns:wpi="http://schemas.microsoft.com/office/word/2010/wordprocessingInk" xmlns:wne="http://schemas.microsoft.com/office/word/2006/wordml" xmlns:wps="http://schemas.microsoft.com/office/word/2010/wordprocessingShape" mc:Ignorable="w14 w15 w16se w16cid w16 w16cex w16sdtdh wp14">
+<w:ftr xmlns:wpc="http://schemas.microsoft.com/office/word/2010/wordprocessingCanvas" xmlns:cx="http://schemas.microsoft.com/office/drawing/2014/chartex" xmlns:cx1="http://schemas.microsoft.com/office/drawing/2015/9/8/chartex" xmlns:cx2="http://schemas.microsoft.com/office/drawing/2015/10/21/chartex" xmlns:cx3="http://schemas.microsoft.com/office/drawing/2016/5/9/chartex" xmlns:cx4="http://schemas.microsoft.com/office/drawing/2016/5/10/chartex" xmlns:cx5="http://schemas.microsoft.com/office/drawing/2016/5/11/chartex" xmlns:cx6="http://schemas.microsoft.com/office/drawing/2016/5/12/chartex" xmlns:cx7="http://schemas.microsoft.com/office/drawing/2016/5/13/chartex" xmlns:cx8="http://schemas.microsoft.com/office/drawing/2016/5/14/chartex" xmlns:mc="http://schemas.openxmlformats.org/markup-compatibility/2006" xmlns:aink="http://schemas.microsoft.com/office/drawing/2016/ink" xmlns:am3d="http://schemas.microsoft.com/office/drawing/2017/model3d" xmlns:o="urn:schemas-microsoft-com:office:office" xmlns:oel="http://schemas.microsoft.com/office/2019/extlst" xmlns:r="http://schemas.openxmlformats.org/officeDocument/2006/relationships" xmlns:m="http://schemas.openxmlformats.org/officeDocument/2006/math" xmlns:v="urn:schemas-microsoft-com:vml" xmlns:wp14="http://schemas.microsoft.com/office/word/2010/wordprocessingDrawing" xmlns:wp="http://schemas.openxmlformats.org/drawingml/2006/wordprocessingDrawing" xmlns:w10="urn:schemas-microsoft-com:office:word" xmlns:w="http://schemas.openxmlformats.org/wordprocessingml/2006/main" xmlns:w14="http://schemas.microsoft.com/office/word/2010/wordml" xmlns:w15="http://schemas.microsoft.com/office/word/2012/wordml" xmlns:w16cex="http://schemas.microsoft.com/office/word/2018/wordml/cex" xmlns:w16cid="http://schemas.microsoft.com/office/word/2016/wordml/cid" xmlns:w16="http://schemas.microsoft.com/office/word/2018/wordml" xmlns:w16du="http://schemas.microsoft.com/office/word/2023/wordml/word16du" xmlns:w16sdtdh="http://schemas.microsoft.com/office/word/2020/wordml/sdtdatahash" xmlns:w16se="http://schemas.microsoft.com/office/word/2015/wordml/symex" xmlns:wpg="http://schemas.microsoft.com/office/word/2010/wordprocessingGroup" xmlns:wpi="http://schemas.microsoft.com/office/word/2010/wordprocessingInk" xmlns:wne="http://schemas.microsoft.com/office/word/2006/wordml" xmlns:wps="http://schemas.microsoft.com/office/word/2010/wordprocessingShape" mc:Ignorable="w14 w15 w16se w16cid w16 w16cex w16sdtdh w16du wp14">
   <w:p>
     <w:pPr>
       <w:ind w:firstLine="360"/>
@@ -2222,7 +2825,7 @@
 </file>
 
 <file path=word/footnotes.xml><?xml version="1.0" encoding="utf-8"?>
-<w:footnotes xmlns:wpc="http://schemas.microsoft.com/office/word/2010/wordprocessingCanvas" xmlns:cx="http://schemas.microsoft.com/office/drawing/2014/chartex" xmlns:cx1="http://schemas.microsoft.com/office/drawing/2015/9/8/chartex" xmlns:cx2="http://schemas.microsoft.com/office/drawing/2015/10/21/chartex" xmlns:cx3="http://schemas.microsoft.com/office/drawing/2016/5/9/chartex" xmlns:cx4="http://schemas.microsoft.com/office/drawing/2016/5/10/chartex" xmlns:cx5="http://schemas.microsoft.com/office/drawing/2016/5/11/chartex" xmlns:cx6="http://schemas.microsoft.com/office/drawing/2016/5/12/chartex" xmlns:cx7="http://schemas.microsoft.com/office/drawing/2016/5/13/chartex" xmlns:cx8="http://schemas.microsoft.com/office/drawing/2016/5/14/chartex" xmlns:mc="http://schemas.openxmlformats.org/markup-compatibility/2006" xmlns:aink="http://schemas.microsoft.com/office/drawing/2016/ink" xmlns:am3d="http://schemas.microsoft.com/office/drawing/2017/model3d" xmlns:o="urn:schemas-microsoft-com:office:office" xmlns:oel="http://schemas.microsoft.com/office/2019/extlst" xmlns:r="http://schemas.openxmlformats.org/officeDocument/2006/relationships" xmlns:m="http://schemas.openxmlformats.org/officeDocument/2006/math" xmlns:v="urn:schemas-microsoft-com:vml" xmlns:wp14="http://schemas.microsoft.com/office/word/2010/wordprocessingDrawing" xmlns:wp="http://schemas.openxmlformats.org/drawingml/2006/wordprocessingDrawing" xmlns:w10="urn:schemas-microsoft-com:office:word" xmlns:w="http://schemas.openxmlformats.org/wordprocessingml/2006/main" xmlns:w14="http://schemas.microsoft.com/office/word/2010/wordml" xmlns:w15="http://schemas.microsoft.com/office/word/2012/wordml" xmlns:w16cex="http://schemas.microsoft.com/office/word/2018/wordml/cex" xmlns:w16cid="http://schemas.microsoft.com/office/word/2016/wordml/cid" xmlns:w16="http://schemas.microsoft.com/office/word/2018/wordml" xmlns:w16sdtdh="http://schemas.microsoft.com/office/word/2020/wordml/sdtdatahash" xmlns:w16se="http://schemas.microsoft.com/office/word/2015/wordml/symex" xmlns:wpg="http://schemas.microsoft.com/office/word/2010/wordprocessingGroup" xmlns:wpi="http://schemas.microsoft.com/office/word/2010/wordprocessingInk" xmlns:wne="http://schemas.microsoft.com/office/word/2006/wordml" xmlns:wps="http://schemas.microsoft.com/office/word/2010/wordprocessingShape" mc:Ignorable="w14 w15 w16se w16cid w16 w16cex w16sdtdh wp14">
+<w:footnotes xmlns:wpc="http://schemas.microsoft.com/office/word/2010/wordprocessingCanvas" xmlns:cx="http://schemas.microsoft.com/office/drawing/2014/chartex" xmlns:cx1="http://schemas.microsoft.com/office/drawing/2015/9/8/chartex" xmlns:cx2="http://schemas.microsoft.com/office/drawing/2015/10/21/chartex" xmlns:cx3="http://schemas.microsoft.com/office/drawing/2016/5/9/chartex" xmlns:cx4="http://schemas.microsoft.com/office/drawing/2016/5/10/chartex" xmlns:cx5="http://schemas.microsoft.com/office/drawing/2016/5/11/chartex" xmlns:cx6="http://schemas.microsoft.com/office/drawing/2016/5/12/chartex" xmlns:cx7="http://schemas.microsoft.com/office/drawing/2016/5/13/chartex" xmlns:cx8="http://schemas.microsoft.com/office/drawing/2016/5/14/chartex" xmlns:mc="http://schemas.openxmlformats.org/markup-compatibility/2006" xmlns:aink="http://schemas.microsoft.com/office/drawing/2016/ink" xmlns:am3d="http://schemas.microsoft.com/office/drawing/2017/model3d" xmlns:o="urn:schemas-microsoft-com:office:office" xmlns:oel="http://schemas.microsoft.com/office/2019/extlst" xmlns:r="http://schemas.openxmlformats.org/officeDocument/2006/relationships" xmlns:m="http://schemas.openxmlformats.org/officeDocument/2006/math" xmlns:v="urn:schemas-microsoft-com:vml" xmlns:wp14="http://schemas.microsoft.com/office/word/2010/wordprocessingDrawing" xmlns:wp="http://schemas.openxmlformats.org/drawingml/2006/wordprocessingDrawing" xmlns:w10="urn:schemas-microsoft-com:office:word" xmlns:w="http://schemas.openxmlformats.org/wordprocessingml/2006/main" xmlns:w14="http://schemas.microsoft.com/office/word/2010/wordml" xmlns:w15="http://schemas.microsoft.com/office/word/2012/wordml" xmlns:w16cex="http://schemas.microsoft.com/office/word/2018/wordml/cex" xmlns:w16cid="http://schemas.microsoft.com/office/word/2016/wordml/cid" xmlns:w16="http://schemas.microsoft.com/office/word/2018/wordml" xmlns:w16du="http://schemas.microsoft.com/office/word/2023/wordml/word16du" xmlns:w16sdtdh="http://schemas.microsoft.com/office/word/2020/wordml/sdtdatahash" xmlns:w16se="http://schemas.microsoft.com/office/word/2015/wordml/symex" xmlns:wpg="http://schemas.microsoft.com/office/word/2010/wordprocessingGroup" xmlns:wpi="http://schemas.microsoft.com/office/word/2010/wordprocessingInk" xmlns:wne="http://schemas.microsoft.com/office/word/2006/wordml" xmlns:wps="http://schemas.microsoft.com/office/word/2010/wordprocessingShape" mc:Ignorable="w14 w15 w16se w16cid w16 w16cex w16sdtdh w16du wp14">
   <w:footnote w:type="separator" w:id="-1">
     <w:p>
       <w:r>
@@ -2241,7 +2844,7 @@
 </file>
 
 <file path=word/header1.xml><?xml version="1.0" encoding="utf-8"?>
-<w:hdr xmlns:wpc="http://schemas.microsoft.com/office/word/2010/wordprocessingCanvas" xmlns:cx="http://schemas.microsoft.com/office/drawing/2014/chartex" xmlns:cx1="http://schemas.microsoft.com/office/drawing/2015/9/8/chartex" xmlns:cx2="http://schemas.microsoft.com/office/drawing/2015/10/21/chartex" xmlns:cx3="http://schemas.microsoft.com/office/drawing/2016/5/9/chartex" xmlns:cx4="http://schemas.microsoft.com/office/drawing/2016/5/10/chartex" xmlns:cx5="http://schemas.microsoft.com/office/drawing/2016/5/11/chartex" xmlns:cx6="http://schemas.microsoft.com/office/drawing/2016/5/12/chartex" xmlns:cx7="http://schemas.microsoft.com/office/drawing/2016/5/13/chartex" xmlns:cx8="http://schemas.microsoft.com/office/drawing/2016/5/14/chartex" xmlns:mc="http://schemas.openxmlformats.org/markup-compatibility/2006" xmlns:aink="http://schemas.microsoft.com/office/drawing/2016/ink" xmlns:am3d="http://schemas.microsoft.com/office/drawing/2017/model3d" xmlns:o="urn:schemas-microsoft-com:office:office" xmlns:oel="http://schemas.microsoft.com/office/2019/extlst" xmlns:r="http://schemas.openxmlformats.org/officeDocument/2006/relationships" xmlns:m="http://schemas.openxmlformats.org/officeDocument/2006/math" xmlns:v="urn:schemas-microsoft-com:vml" xmlns:wp14="http://schemas.microsoft.com/office/word/2010/wordprocessingDrawing" xmlns:wp="http://schemas.openxmlformats.org/drawingml/2006/wordprocessingDrawing" xmlns:w10="urn:schemas-microsoft-com:office:word" xmlns:w="http://schemas.openxmlformats.org/wordprocessingml/2006/main" xmlns:w14="http://schemas.microsoft.com/office/word/2010/wordml" xmlns:w15="http://schemas.microsoft.com/office/word/2012/wordml" xmlns:w16cex="http://schemas.microsoft.com/office/word/2018/wordml/cex" xmlns:w16cid="http://schemas.microsoft.com/office/word/2016/wordml/cid" xmlns:w16="http://schemas.microsoft.com/office/word/2018/wordml" xmlns:w16sdtdh="http://schemas.microsoft.com/office/word/2020/wordml/sdtdatahash" xmlns:w16se="http://schemas.microsoft.com/office/word/2015/wordml/symex" xmlns:wpg="http://schemas.microsoft.com/office/word/2010/wordprocessingGroup" xmlns:wpi="http://schemas.microsoft.com/office/word/2010/wordprocessingInk" xmlns:wne="http://schemas.microsoft.com/office/word/2006/wordml" xmlns:wps="http://schemas.microsoft.com/office/word/2010/wordprocessingShape" mc:Ignorable="w14 w15 w16se w16cid w16 w16cex w16sdtdh wp14">
+<w:hdr xmlns:wpc="http://schemas.microsoft.com/office/word/2010/wordprocessingCanvas" xmlns:cx="http://schemas.microsoft.com/office/drawing/2014/chartex" xmlns:cx1="http://schemas.microsoft.com/office/drawing/2015/9/8/chartex" xmlns:cx2="http://schemas.microsoft.com/office/drawing/2015/10/21/chartex" xmlns:cx3="http://schemas.microsoft.com/office/drawing/2016/5/9/chartex" xmlns:cx4="http://schemas.microsoft.com/office/drawing/2016/5/10/chartex" xmlns:cx5="http://schemas.microsoft.com/office/drawing/2016/5/11/chartex" xmlns:cx6="http://schemas.microsoft.com/office/drawing/2016/5/12/chartex" xmlns:cx7="http://schemas.microsoft.com/office/drawing/2016/5/13/chartex" xmlns:cx8="http://schemas.microsoft.com/office/drawing/2016/5/14/chartex" xmlns:mc="http://schemas.openxmlformats.org/markup-compatibility/2006" xmlns:aink="http://schemas.microsoft.com/office/drawing/2016/ink" xmlns:am3d="http://schemas.microsoft.com/office/drawing/2017/model3d" xmlns:o="urn:schemas-microsoft-com:office:office" xmlns:oel="http://schemas.microsoft.com/office/2019/extlst" xmlns:r="http://schemas.openxmlformats.org/officeDocument/2006/relationships" xmlns:m="http://schemas.openxmlformats.org/officeDocument/2006/math" xmlns:v="urn:schemas-microsoft-com:vml" xmlns:wp14="http://schemas.microsoft.com/office/word/2010/wordprocessingDrawing" xmlns:wp="http://schemas.openxmlformats.org/drawingml/2006/wordprocessingDrawing" xmlns:w10="urn:schemas-microsoft-com:office:word" xmlns:w="http://schemas.openxmlformats.org/wordprocessingml/2006/main" xmlns:w14="http://schemas.microsoft.com/office/word/2010/wordml" xmlns:w15="http://schemas.microsoft.com/office/word/2012/wordml" xmlns:w16cex="http://schemas.microsoft.com/office/word/2018/wordml/cex" xmlns:w16cid="http://schemas.microsoft.com/office/word/2016/wordml/cid" xmlns:w16="http://schemas.microsoft.com/office/word/2018/wordml" xmlns:w16du="http://schemas.microsoft.com/office/word/2023/wordml/word16du" xmlns:w16sdtdh="http://schemas.microsoft.com/office/word/2020/wordml/sdtdatahash" xmlns:w16se="http://schemas.microsoft.com/office/word/2015/wordml/symex" xmlns:wpg="http://schemas.microsoft.com/office/word/2010/wordprocessingGroup" xmlns:wpi="http://schemas.microsoft.com/office/word/2010/wordprocessingInk" xmlns:wne="http://schemas.microsoft.com/office/word/2006/wordml" xmlns:wps="http://schemas.microsoft.com/office/word/2010/wordprocessingShape" mc:Ignorable="w14 w15 w16se w16cid w16 w16cex w16sdtdh w16du wp14">
   <w:p>
     <w:pPr>
       <w:ind w:firstLine="360"/>
@@ -2251,7 +2854,7 @@
 </file>
 
 <file path=word/numbering.xml><?xml version="1.0" encoding="utf-8"?>
-<w:numbering xmlns:wpc="http://schemas.microsoft.com/office/word/2010/wordprocessingCanvas" xmlns:cx="http://schemas.microsoft.com/office/drawing/2014/chartex" xmlns:cx1="http://schemas.microsoft.com/office/drawing/2015/9/8/chartex" xmlns:cx2="http://schemas.microsoft.com/office/drawing/2015/10/21/chartex" xmlns:cx3="http://schemas.microsoft.com/office/drawing/2016/5/9/chartex" xmlns:cx4="http://schemas.microsoft.com/office/drawing/2016/5/10/chartex" xmlns:cx5="http://schemas.microsoft.com/office/drawing/2016/5/11/chartex" xmlns:cx6="http://schemas.microsoft.com/office/drawing/2016/5/12/chartex" xmlns:cx7="http://schemas.microsoft.com/office/drawing/2016/5/13/chartex" xmlns:cx8="http://schemas.microsoft.com/office/drawing/2016/5/14/chartex" xmlns:mc="http://schemas.openxmlformats.org/markup-compatibility/2006" xmlns:aink="http://schemas.microsoft.com/office/drawing/2016/ink" xmlns:am3d="http://schemas.microsoft.com/office/drawing/2017/model3d" xmlns:o="urn:schemas-microsoft-com:office:office" xmlns:oel="http://schemas.microsoft.com/office/2019/extlst" xmlns:r="http://schemas.openxmlformats.org/officeDocument/2006/relationships" xmlns:m="http://schemas.openxmlformats.org/officeDocument/2006/math" xmlns:v="urn:schemas-microsoft-com:vml" xmlns:wp14="http://schemas.microsoft.com/office/word/2010/wordprocessingDrawing" xmlns:wp="http://schemas.openxmlformats.org/drawingml/2006/wordprocessingDrawing" xmlns:w10="urn:schemas-microsoft-com:office:word" xmlns:w="http://schemas.openxmlformats.org/wordprocessingml/2006/main" xmlns:w14="http://schemas.microsoft.com/office/word/2010/wordml" xmlns:w15="http://schemas.microsoft.com/office/word/2012/wordml" xmlns:w16cex="http://schemas.microsoft.com/office/word/2018/wordml/cex" xmlns:w16cid="http://schemas.microsoft.com/office/word/2016/wordml/cid" xmlns:w16="http://schemas.microsoft.com/office/word/2018/wordml" xmlns:w16sdtdh="http://schemas.microsoft.com/office/word/2020/wordml/sdtdatahash" xmlns:w16se="http://schemas.microsoft.com/office/word/2015/wordml/symex" xmlns:wpg="http://schemas.microsoft.com/office/word/2010/wordprocessingGroup" xmlns:wpi="http://schemas.microsoft.com/office/word/2010/wordprocessingInk" xmlns:wne="http://schemas.microsoft.com/office/word/2006/wordml" xmlns:wps="http://schemas.microsoft.com/office/word/2010/wordprocessingShape" mc:Ignorable="w14 w15 w16se w16cid w16 w16cex w16sdtdh wp14">
+<w:numbering xmlns:wpc="http://schemas.microsoft.com/office/word/2010/wordprocessingCanvas" xmlns:cx="http://schemas.microsoft.com/office/drawing/2014/chartex" xmlns:cx1="http://schemas.microsoft.com/office/drawing/2015/9/8/chartex" xmlns:cx2="http://schemas.microsoft.com/office/drawing/2015/10/21/chartex" xmlns:cx3="http://schemas.microsoft.com/office/drawing/2016/5/9/chartex" xmlns:cx4="http://schemas.microsoft.com/office/drawing/2016/5/10/chartex" xmlns:cx5="http://schemas.microsoft.com/office/drawing/2016/5/11/chartex" xmlns:cx6="http://schemas.microsoft.com/office/drawing/2016/5/12/chartex" xmlns:cx7="http://schemas.microsoft.com/office/drawing/2016/5/13/chartex" xmlns:cx8="http://schemas.microsoft.com/office/drawing/2016/5/14/chartex" xmlns:mc="http://schemas.openxmlformats.org/markup-compatibility/2006" xmlns:aink="http://schemas.microsoft.com/office/drawing/2016/ink" xmlns:am3d="http://schemas.microsoft.com/office/drawing/2017/model3d" xmlns:o="urn:schemas-microsoft-com:office:office" xmlns:oel="http://schemas.microsoft.com/office/2019/extlst" xmlns:r="http://schemas.openxmlformats.org/officeDocument/2006/relationships" xmlns:m="http://schemas.openxmlformats.org/officeDocument/2006/math" xmlns:v="urn:schemas-microsoft-com:vml" xmlns:wp14="http://schemas.microsoft.com/office/word/2010/wordprocessingDrawing" xmlns:wp="http://schemas.openxmlformats.org/drawingml/2006/wordprocessingDrawing" xmlns:w10="urn:schemas-microsoft-com:office:word" xmlns:w="http://schemas.openxmlformats.org/wordprocessingml/2006/main" xmlns:w14="http://schemas.microsoft.com/office/word/2010/wordml" xmlns:w15="http://schemas.microsoft.com/office/word/2012/wordml" xmlns:w16cex="http://schemas.microsoft.com/office/word/2018/wordml/cex" xmlns:w16cid="http://schemas.microsoft.com/office/word/2016/wordml/cid" xmlns:w16="http://schemas.microsoft.com/office/word/2018/wordml" xmlns:w16du="http://schemas.microsoft.com/office/word/2023/wordml/word16du" xmlns:w16sdtdh="http://schemas.microsoft.com/office/word/2020/wordml/sdtdatahash" xmlns:w16se="http://schemas.microsoft.com/office/word/2015/wordml/symex" xmlns:wpg="http://schemas.microsoft.com/office/word/2010/wordprocessingGroup" xmlns:wpi="http://schemas.microsoft.com/office/word/2010/wordprocessingInk" xmlns:wne="http://schemas.microsoft.com/office/word/2006/wordml" xmlns:wps="http://schemas.microsoft.com/office/word/2010/wordprocessingShape" mc:Ignorable="w14 w15 w16se w16cid w16 w16cex w16sdtdh w16du wp14">
   <w:abstractNum w:abstractNumId="0" w15:restartNumberingAfterBreak="0">
     <w:nsid w:val="FFFFFF7E"/>
     <w:multiLevelType w:val="singleLevel"/>
@@ -9271,7 +9874,7 @@
 </file>
 
 <file path=word/styles.xml><?xml version="1.0" encoding="utf-8"?>
-<w:styles xmlns:mc="http://schemas.openxmlformats.org/markup-compatibility/2006" xmlns:r="http://schemas.openxmlformats.org/officeDocument/2006/relationships" xmlns:w="http://schemas.openxmlformats.org/wordprocessingml/2006/main" xmlns:w14="http://schemas.microsoft.com/office/word/2010/wordml" xmlns:w15="http://schemas.microsoft.com/office/word/2012/wordml" xmlns:w16cex="http://schemas.microsoft.com/office/word/2018/wordml/cex" xmlns:w16cid="http://schemas.microsoft.com/office/word/2016/wordml/cid" xmlns:w16="http://schemas.microsoft.com/office/word/2018/wordml" xmlns:w16sdtdh="http://schemas.microsoft.com/office/word/2020/wordml/sdtdatahash" xmlns:w16se="http://schemas.microsoft.com/office/word/2015/wordml/symex" mc:Ignorable="w14 w15 w16se w16cid w16 w16cex w16sdtdh">
+<w:styles xmlns:mc="http://schemas.openxmlformats.org/markup-compatibility/2006" xmlns:r="http://schemas.openxmlformats.org/officeDocument/2006/relationships" xmlns:w="http://schemas.openxmlformats.org/wordprocessingml/2006/main" xmlns:w14="http://schemas.microsoft.com/office/word/2010/wordml" xmlns:w15="http://schemas.microsoft.com/office/word/2012/wordml" xmlns:w16cex="http://schemas.microsoft.com/office/word/2018/wordml/cex" xmlns:w16cid="http://schemas.microsoft.com/office/word/2016/wordml/cid" xmlns:w16="http://schemas.microsoft.com/office/word/2018/wordml" xmlns:w16du="http://schemas.microsoft.com/office/word/2023/wordml/word16du" xmlns:w16sdtdh="http://schemas.microsoft.com/office/word/2020/wordml/sdtdatahash" xmlns:w16se="http://schemas.microsoft.com/office/word/2015/wordml/symex" mc:Ignorable="w14 w15 w16se w16cid w16 w16cex w16sdtdh w16du">
   <w:docDefaults>
     <w:rPrDefault>
       <w:rPr>
